--- a/downloads/documents/04 Units/Unit 00 - Launch - Welcome to the FACS Room/Lesson 00.05 - The Room and Lab Agreement and Pre-Assessment.docx
+++ b/downloads/documents/04 Units/Unit 00 - Launch - Welcome to the FACS Room/Lesson 00.05 - The Room and Lab Agreement and Pre-Assessment.docx
@@ -288,7 +288,7 @@
         <w:t xml:space="preserve"> </w:t>
       </w:r>
       <w:r>
-        <w:t xml:space="preserve">Tier 3 (FACS): hazard, sanitize, allergy, role, clean up, pre-assessment. See the unit vocabulary list for Turkish, Portuguese, and Spanish.</w:t>
+        <w:t xml:space="preserve">Tier 3 (FACS): hazard, sanitize, allergy, role, clean up, pre-assessment. See the unit vocabulary list for the Spanish column.</w:t>
       </w:r>
     </w:p>
     <w:p>
@@ -1081,7 +1081,7 @@
         <w:pStyle w:val="Compact"/>
       </w:pPr>
       <w:r>
-        <w:t xml:space="preserve">ELL: the agreement’s student language is at grade 6 and every section has an icon; the note line at the bottom in Turkish, Portuguese, and Spanish explains what the paper is and what the signature means; a student may read their table’s section with a partner in their home language first; the pre-assessment allows a bilingual dictionary and can be read aloud in a small group; sentence starter for the rewrite: "Change</w:t>
+        <w:t xml:space="preserve">ELL: the agreement’s student language is at grade 6 and every section has an icon; the note line at the bottom in Spanish explains what the paper is and what the signature means; a student may read their table’s section with a partner in their home language first; the pre-assessment allows a bilingual dictionary and can be read aloud in a small group; sentence starter for the rewrite: "Change</w:t>
       </w:r>
       <w:r>
         <w:t xml:space="preserve"> </w:t>

--- a/downloads/documents/04 Units/Unit 00 - Launch - Welcome to the FACS Room/Lesson 00.05 - The Room and Lab Agreement and Pre-Assessment.docx
+++ b/downloads/documents/04 Units/Unit 00 - Launch - Welcome to the FACS Room/Lesson 00.05 - The Room and Lab Agreement and Pre-Assessment.docx
@@ -1740,7 +1740,7 @@
         <w:pStyle w:val="Compact"/>
       </w:pPr>
       <w:r>
-        <w:t xml:space="preserve">Tally the pre-assessment by item tonight. Lesson 1.1 reads items 1, 2, and 11 tomorrow morning.</w:t>
+        <w:t xml:space="preserve">Tally the pre-assessment by item before the next meeting. Lesson 1.1 reads items 1, 2, and 11 before class.</w:t>
       </w:r>
     </w:p>
     <w:sectPr>

--- a/downloads/documents/04 Units/Unit 00 - Launch - Welcome to the FACS Room/Lesson 00.05 - The Room and Lab Agreement and Pre-Assessment.docx
+++ b/downloads/documents/04 Units/Unit 00 - Launch - Welcome to the FACS Room/Lesson 00.05 - The Room and Lab Agreement and Pre-Assessment.docx
@@ -600,18 +600,18 @@
               <w:jc w:val="left"/>
             </w:pPr>
             <w:r>
-              <w:t xml:space="preserve">Hand out the agreement. Assign one section to each table (eight sections: safety, respect, roles, clean up, phones, food rules and allergies, the reset cue, what happens when it is broken). Each table reads its section aloud, one student per line. After each section, ask one student from a different table to say it in their own words. Read the allergy line against the nurse’s list: "In this room this year, the foods we do not bring in are ___."</w:t>
-            </w:r>
-          </w:p>
-        </w:tc>
-        <w:tc>
-          <w:p>
-            <w:pPr>
-              <w:pStyle w:val="Compact"/>
-              <w:jc w:val="left"/>
-            </w:pPr>
-            <w:r>
-              <w:t xml:space="preserve">Read their section aloud. Restate another table’s section. Underline any line they do not understand or do not agree with.</w:t>
+              <w:t xml:space="preserve">Hand out the agreement. Assign two sections to each table (eight sections: safety, respect, roles, clean up, phones, food rules and allergies, the reset cue, what happens when it is broken; with four tables that is two each, with three tables give the fourth pair to the table that finishes first). Each table reads its sections aloud, one student per line. After each section, ask one student from a different table to say it in their own words. Read the allergy line against the nurse’s list: "In this room this year, the foods we do not bring in are ___."</w:t>
+            </w:r>
+          </w:p>
+        </w:tc>
+        <w:tc>
+          <w:p>
+            <w:pPr>
+              <w:pStyle w:val="Compact"/>
+              <w:jc w:val="left"/>
+            </w:pPr>
+            <w:r>
+              <w:t xml:space="preserve">Read their sections aloud. Restate another table’s section. Underline any line they do not understand or do not agree with.</w:t>
             </w:r>
           </w:p>
         </w:tc>
@@ -1081,7 +1081,7 @@
         <w:pStyle w:val="Compact"/>
       </w:pPr>
       <w:r>
-        <w:t xml:space="preserve">ELL: the agreement’s student language is at grade 6 and every section has an icon; the note line at the bottom in Spanish explains what the paper is and what the signature means; a student may read their table’s section with a partner in their home language first; the pre-assessment allows a bilingual dictionary and can be read aloud in a small group; sentence starter for the rewrite: "Change</w:t>
+        <w:t xml:space="preserve">ELL: the agreement’s student language is at grade 6 and every section has an icon; the note line at the bottom in Spanish explains what the paper is and what the signature means; a student may read their table’s sections with a partner in their home language first; the pre-assessment allows a bilingual dictionary and can be read aloud in a small group; sentence starter for the rewrite: "Change</w:t>
       </w:r>
       <w:r>
         <w:t xml:space="preserve"> </w:t>
@@ -1127,7 +1127,7 @@
         <w:pStyle w:val="Compact"/>
       </w:pPr>
       <w:r>
-        <w:t xml:space="preserve">Grade 6 support: the table’s section is read by two students per line; the comparison asks for one covered norm only; the pre-assessment omits items 13 and 15.</w:t>
+        <w:t xml:space="preserve">Grade 6 support: the table’s sections are read by two students per line; the comparison asks for one covered norm only; the pre-assessment omits items 13 and 15.</w:t>
       </w:r>
     </w:p>
     <w:p>
